--- a/manuscript/drafts/introduction.docx
+++ b/manuscript/drafts/introduction.docx
@@ -2,13 +2,13 @@
 <file path=word/document.xml><?xml version="1.0" encoding="utf-8"?>
 <w:document xmlns:w="http://schemas.openxmlformats.org/wordprocessingml/2006/main" xmlns:m="http://schemas.openxmlformats.org/officeDocument/2006/math" xmlns:r="http://schemas.openxmlformats.org/officeDocument/2006/relationships" xmlns:o="urn:schemas-microsoft-com:office:office" xmlns:v="urn:schemas-microsoft-com:vml" xmlns:w10="urn:schemas-microsoft-com:office:word" xmlns:a="http://schemas.openxmlformats.org/drawingml/2006/main" xmlns:pic="http://schemas.openxmlformats.org/drawingml/2006/picture" xmlns:wp="http://schemas.openxmlformats.org/drawingml/2006/wordprocessingDrawing">
   <w:body>
-    <w:bookmarkStart w:id="15" w:name="introduction-draft-v2-refined"/>
+    <w:bookmarkStart w:id="9" w:name="Xa35d7d4d6f26be0ad79c8aa9678f541b072cd21"/>
     <w:p>
       <w:pPr>
         <w:pStyle w:val="Heading1"/>
       </w:pPr>
       <w:r>
-        <w:t xml:space="preserve">Introduction — Draft (v2, refined)</w:t>
+        <w:t xml:space="preserve">Introduction — Draft v3 (revised 2026-09-24 after ChatGPT + Kimi reviews)</w:t>
       </w:r>
     </w:p>
     <w:p>
@@ -26,7 +26,7 @@
         <w:t xml:space="preserve"> </w:t>
       </w:r>
       <w:r>
-        <w:t xml:space="preserve">Cross-disease transcriptomic convergence of Alzheimer’s disease and glioblastoma</w:t>
+        <w:t xml:space="preserve">Cross-disease single-cell transcriptomic analysis reveals a shared stress/hypoxia axis in Alzheimer’s disease and glioblastoma</w:t>
       </w:r>
       <w:r>
         <w:t xml:space="preserve"> </w:t>
@@ -58,7 +58,7 @@
         <w:t xml:space="preserve"> </w:t>
       </w:r>
       <w:r>
-        <w:t xml:space="preserve">Turkish (draft), will translate to English later</w:t>
+        <w:t xml:space="preserve">Turkish (draft), edilgen ağırlıklı akademik üslup</w:t>
       </w:r>
       <w:r>
         <w:t xml:space="preserve"> </w:t>
@@ -68,13 +68,13 @@
           <w:b/>
           <w:bCs/>
         </w:rPr>
-        <w:t xml:space="preserve">Started:</w:t>
+        <w:t xml:space="preserve">Version:</w:t>
       </w:r>
       <w:r>
         <w:t xml:space="preserve"> </w:t>
       </w:r>
       <w:r>
-        <w:t xml:space="preserve">2026-09-23</w:t>
+        <w:t xml:space="preserve">v3 — literature grounding + softened claims + 3 competing papers acknowledged</w:t>
       </w:r>
       <w:r>
         <w:t xml:space="preserve"> </w:t>
@@ -90,7 +90,7 @@
         <w:t xml:space="preserve"> </w:t>
       </w:r>
       <w:r>
-        <w:t xml:space="preserve">COMPLETED — 5/5 paragraphs, v2 refinements applied</w:t>
+        <w:t xml:space="preserve">Revised paragraphs 3 and 5; paragraphs 1, 2, 4 unchanged from v2</w:t>
       </w:r>
     </w:p>
     <w:p>
@@ -100,274 +100,55 @@
         </w:pict>
       </w:r>
     </w:p>
-    <w:bookmarkStart w:id="9" w:name="broad-context"/>
     <w:p>
       <w:pPr>
-        <w:pStyle w:val="Heading2"/>
-      </w:pPr>
-      <w:r>
-        <w:t xml:space="preserve">¶1 — Broad context</w:t>
+        <w:pStyle w:val="FirstParagraph"/>
+      </w:pPr>
+      <w:r>
+        <w:t xml:space="preserve">Alzheimer hastalığı (AH) ve glioblastoma multiforme (GBM), yüzeyde birbirinden çok farklı iki hastalık olarak görünmektedir. İlki, yavaş ilerleyen nörodejenerasyon ve nöron kaybı ile karakterize; ikincisi ise agresif, hızla büyüyen bir beyin tümörüdür. Küresel ölçekte AH, 55 milyondan fazla bireyi etkileyen bir demans nedenidir¹ ve etkin hastalık-modifiye edici tedavisi hâlâ sınırlıdır; GBM ise standart tedaviye rağmen medyan sağkalımı yaklaşık 15 ay olan primer beyin tümörünün en agresif formunu oluşturmaktadır². Bu klinik ayrıma karşın, her iki hastalığın da kortikal nöroepitelyal kökenli hücreleri etkilediği ve hücre kimliği ile hücre-durumu programlarının bozulmasıyla karakterize olduğu bilinmektedir.</w:t>
       </w:r>
     </w:p>
     <w:p>
       <w:pPr>
-        <w:pStyle w:val="FirstParagraph"/>
-      </w:pPr>
-      <w:r>
-        <w:t xml:space="preserve">Alzheimer hastalığı (AH) ve glioblastoma multiforme (GBM), yüzeyde birbirinden çok farklı iki hastalık olarak görünmektedir. İlki, yavaş ilerleyen nörodejenerasyon ve nöron kaybı ile karakterize; ikincisi ise agresif, hızla büyüyen bir beyin tümörüdür. Buna karşın, her iki hastalık da serebral korteksin nöroepitelyal biyolojisini derinden etkiler ve prognozları hâlâ dramatik biçimde olumsuzdur: AH şu an dünyada en yaygın demans biçimi olarak yaklaşık 55 milyon kişiyi etkilerken¹, GBM tanısından sonraki median sağkalım 15 ayı geçmez². Farklı klinik yörüngelere karşın, son yıllarda ortaya çıkan tek hücre transkriptomik çalışmaları, her iki hastalıkta da olgun kortikal nöron kimliğinin bir</w:t>
-      </w:r>
-      <w:r>
-        <w:t xml:space="preserve"> </w:t>
-      </w:r>
-      <w:r>
-        <w:t xml:space="preserve">‘kimlik krizi’</w:t>
-      </w:r>
-      <w:r>
-        <w:t xml:space="preserve"> </w:t>
-      </w:r>
-      <w:r>
-        <w:t xml:space="preserve">yaşadığı yönünde çarpıcı ipuçları sunmuştur³,⁴. Bu paralel gözlem, sistematik olarak sınanmamış bir soruyu ortaya çıkarmaktadır: iki hastalık, kortikal hücre kimliği bozukluğunda ortak transkripsiyonel bir eksen mi paylaşmaktadır?</w:t>
+        <w:pStyle w:val="BodyText"/>
+      </w:pPr>
+      <w:r>
+        <w:t xml:space="preserve">AH nörodejenerasyonunun tek hücre analizi, hastalığın belirli nöron alt tiplerini seçici olarak vurduğunu ortaya koymuştur. Leng ve arkadaşları³ post-mortem entorhinal ve superior frontal korteks örneklerinden elde ettikleri snRNA-seq verisinde, üst-tabaka eksitatör nöronların RORB+ alt popülasyonunun Braak evresi ilerledikçe belirgin olarak azaldığını ve savunmasız transkripsiyonel bir imza sergilediğini bildirmiştir; bu bulgu, Mathys ve arkadaşlarının⁵ prefrontal kortekste, Green ve arkadaşlarının⁶ ise SEA-AD atlası kapsamında elde ettiği bağımsız veri setleriyle desteklenmiştir. GBM tarafında ise Neftel ve arkadaşları⁴ tümör içi malign hücrelerin dört ayrı meta-duruma — nöral-öncü benzeri (NPC-like), oligodendrosit-öncü benzeri (OPC-like), astrositik (AC-like) ve mezenkimal (MES-like) — ayrıldığını ve tümör-içi hücresel plastisiteyi yansıtan bu durumların NPC-like/OPC-like eksenine kayma eğiliminin nöral-öncü benzeri programın yeniden aktivasyonunu düşündürdüğünü göstermiştir; benzer bulgular Couturier/Suvà ve Tirosh gruplarınca⁷ genişletilmiştir.</w:t>
       </w:r>
     </w:p>
     <w:p>
-      <w:r>
-        <w:pict>
-          <v:rect style="width:0;height:1.5pt" o:hralign="center" o:hrstd="t" o:hr="t"/>
-        </w:pict>
+      <w:pPr>
+        <w:pStyle w:val="BodyText"/>
+      </w:pPr>
+      <w:r>
+        <w:t xml:space="preserve">AH ile kanser arasındaki epidemiyolojik ters ilişki (AH hastalarında düşük kanser insidansı ve kanser hayatta kalanlarında düşük AH riski)⁸ uzun süredir bilim insanlarının ilgisini çekmiş, iki hastalık grubunun paylaşabileceği moleküler mekanizmaların araştırılmasına yol açmıştır⁹. Bu araştırma çizgisinin öncüsü Liu ve arkadaşlarının 2013 yılında yayımladıkları çalışmadır¹⁶: 1.091 GBM ve 524 AH bulk mikrodizin veri seti üzerinden gerçekleştirilen bu öncü karşılaştırmalardan biri, ERK/MAPK sinyal yolağının GBM’de yukarı, Angiopoietin sinyal yolağının ise AH’de karşılıklı olarak yukarı regüle olduğunu göstermiş ve iki hastalık arasında ters yönlü yolak regülasyonu çerçevesini oluşturmuştur. Yakın zamanda, iki bağımsız 2025 çalışması bu araştırma alanını farklı metodolojik yaklaşımlarla genişletmiştir. Liu ve arkadaşları¹⁷, 1.217 tümör baskılayıcı geni (TSG) taramış ve Mendelian randomizasyon, tek hücre profillemesi ve in vitro susturma deneyleriyle TNFRSF12A’yı APP işleme ve Wnt sinyalizasyonu üzerinden ilerleyen çapraz-hastalık aday geni olarak tanımlamıştır. Xu ve arkadaşları¹⁸ ise on farklı makine öğrenmesi algoritmasını çoklu-omik verilerle (snRNA-seq + scRNA-seq + DNA metilasyonu) birleştirerek dört mitokondriyal marker (EFHD1, SASH1, FAM110B, SLC25A18) ve oligodendrosit-astrosit etkileşimlerini AH-GBM ortak biyolojisinde açığa çıkarmıştır.</w:t>
+      </w:r>
+    </w:p>
+    <w:p>
+      <w:pPr>
+        <w:pStyle w:val="BodyText"/>
+      </w:pPr>
+      <w:r>
+        <w:t xml:space="preserve">Bu üç öncü çalışma, AH-GBM ortak moleküler zeminine ait değerli katmanlar sunmakla birlikte, iki metodolojik boşluk hâlâ ele alınmamıştır. İlk olarak, aday-gen taramasına veya makine öğrenmesi tabanlı marker keşfine dayanan mevcut yaklaşımlar, önceden formal olarak kayıt altına alınmış hipotezlerin sistematik test edilmesi çerçevesinde transkriptom-wide çapraz-hastalık yakınsamayı ölçmemiştir. İkinci olarak, hücresel çözünürlüklü analizler yürütülmüş olmasına karşın, belirli hücresel karşılaştırmalar — özellikle AH’de savunmasız RORB+ eksitatör nöronların Braak patoloji ilerlemesindeki transkripsiyonel değişimi ile GBM’in nöral-öncü benzeri (NPC-like + OPC-like) malign hücresel durumlarının olgun-durumlardan (AC-like + MES-like) farklılaşması arasındaki yön-bilinçli örtüşme — sistematik olarak sınanmamıştır. Bu iki metodolojik boşluk, bu çalışmada birlikte hedeflenmiştir; ayrıca büyük ölçekli bağımsız kohort doğrulaması için tek işleme boru hattı üzerinden hizalanmış recount3¹⁰ verileri kullanılarak kohortlar arası hizalama farklılıklarından doğan yapay batch etkileri en aza indirilmiştir.</w:t>
+      </w:r>
+    </w:p>
+    <w:p>
+      <w:pPr>
+        <w:pStyle w:val="BodyText"/>
+      </w:pPr>
+      <w:r>
+        <w:t xml:space="preserve">Bu çalışmada, AH ve GBM’in tek hücre transkripsiyonel imzaları arasındaki yakınsama, dört aşamalı bir çerçevede sistematik olarak sınanmıştır. İlk aşamada Leng ve arkadaşlarının³ AH snRNA-seq verisinden Braak V-VI (ileri patoloji) ile Braak 0-II (kontrol/erken) arasındaki farklı ifadeyi RORB+ eksitatör nöronlar için çıkarılmıştır. İkinci aşamada Neftel ve arkadaşlarının⁴ GBM snRNA-seq verisi kullanılarak malign hücrelerin NPC-like/OPC-like durumları ile AC-like/MES-like durumları arasındaki farklı ifade profili hesaplanmıştır. Üçüncü aşamada, iki imzanın çapraz-hastalık yakınsaması, önceden belirlenmiş 2/3 karar kuralı ile üç bağımsız istatistiksel test kullanılarak (RRHO2, hipergeometrik zenginleştirme, permütasyon testi) formal olarak sınanmıştır. Dördüncü aşamada, çekirdek çıkarımlar bağımsız iki bulk kohortta doğrulanmıştır: GSE125583¹¹ (n=289, fuziform korteks, Braak evresine stratifiye) ve TCGA-GBM (n=157) ile GTEx korteks (n=510). Analiz planı, çalışmanın başında Bartın Üniversitesi kurumsal e-posta arşivi üzerinden zaman-damgalı olarak kayıt altına alınmış, sonrasında ortaya çıkan tüm yöntemsel sapmalar sürekli güncellenen bir DEVIATIONS belgesinde açıkça raporlanmıştır.</w:t>
+      </w:r>
+    </w:p>
+    <w:p>
+      <w:pPr>
+        <w:pStyle w:val="BodyText"/>
+      </w:pPr>
+      <w:r>
+        <w:t xml:space="preserve">Elde edilen bulgular, çapraz-hastalık yakınsama hipotezinin ilk formülasyonunun (H2) formal olarak reddedildiğini göstermiştir; buna karşın veriler, önceden öngörülmeyen fakat biyolojik olarak yorumlanabilir bir yakınsama eksenini ortaya koymuştur. Nihai çıkarımlar, her iki hastalıkta da aşağı-regüle olan 20 genlik bir çekirdek imza (DD imzası) ve bu imzanın bağımsız kohortlarda güçlü doz-yanıt ve sıralama uyumu göstermesi biçiminde özetlenebilir (Wilcoxon p = 1,3×10⁻⁵, Spearman ρ = 0,713). Elde edilen 20 genin üç ayrı biyolojik ekseni işaret ettiği — paylaşılan nöronal kimlik kaybı, paylaşılan stres/hipoksi yanıtı ve tümöre özgü ayrışan metabolik-proliferatif regülasyon — daha ayrıntılı bir sınıflandırmayla ortaya konmuştur. Bu bulgular, önceki AH-GBM karşılaştırmalarına (bulk mikrodizin¹⁶, TSG taraması¹⁷, ML tabanlı biomarker keşfi¹⁸) tamamlayıcı bir katman ekleyerek, çapraz-hastalık yakınsama olgusuna hipotez-testli ve hücre-tipi çözünürlüklü bir çerçevede yeni bir perspektif sunmaktadır.</w:t>
       </w:r>
     </w:p>
     <w:bookmarkEnd w:id="9"/>
-    <w:bookmarkStart w:id="10" w:name="existing-knowledge"/>
-    <w:p>
-      <w:pPr>
-        <w:pStyle w:val="Heading2"/>
-      </w:pPr>
-      <w:r>
-        <w:t xml:space="preserve">¶2 — Existing knowledge</w:t>
-      </w:r>
-    </w:p>
-    <w:p>
-      <w:pPr>
-        <w:pStyle w:val="FirstParagraph"/>
-      </w:pPr>
-      <w:r>
-        <w:t xml:space="preserve">AH nörodejenerasyonunun tek hücre analizi, hastalığın belirli nöron alt tiplerini seçici olarak vurduğunu ortaya koymuştur. Leng ve arkadaşları³ post-mortem entorhinal ve superior frontal korteks örneklerinden elde ettikleri snRNA-seq verisinde, üst-katman RORB+ eksitatör nöronların hastalığın erken evrelerinden itibaren savunmasız olduğunu göstermiştir; bu bulgu Mathys ve arkadaşları⁵ ile Green ve arkadaşları⁶ tarafından bağımsız kohortlarda tekrarlanmıştır. Savunmasız RORB+ nöronlar, NPTX2, VGF, EGR1 ve FOS gibi sinaptik plastisiteye özgü aktivite-bağımlı gen programlarını kaybederken, aynı korteks bölgesindeki diğer nöronlar bu programı korumaktadır — bu seçici savunmasızlık, AH patolojisinin mikroskobik dinamikleri açısından merkezi bir bulgu haline gelmiştir. GBM tarafında ise Neftel ve arkadaşları⁴ 20 pediatrik ve erişkin tümör örneği üzerinde yaptıkları tek hücre analizinde, tek bir tümörün bile içinde dört farklı hücresel durum barındırdığını göstermiştir: nöral-öncü benzeri (NPC-like), oligodendrosit-öncü benzeri (OPC-like), astrositik (AC-like) ve mezenkimal (MES-like). Bu dört durum, tümör-içi plastisite ile birbirine dönüşebilmekte ve normal beyin gelişimi sırasında görülen olgunlaşma programlarını yeniden aktive etmektedir. GBM’in bu</w:t>
-      </w:r>
-      <w:r>
-        <w:t xml:space="preserve"> </w:t>
-      </w:r>
-      <w:r>
-        <w:t xml:space="preserve">‘nöral taklit’</w:t>
-      </w:r>
-      <w:r>
-        <w:t xml:space="preserve"> </w:t>
-      </w:r>
-      <w:r>
-        <w:t xml:space="preserve">bileşeni özellikle NPC-like ve OPC-like durumlarda belirgin olup, malign hücrelere sağladığı proliferasyon ve tedaviye direnç avantajları giderek daha fazla belgelenmektedir⁷. Böylece, AH ve GBM tam olarak zıt yönlerde ilerlemektedir: birinde olgun nöronal kimliğin kaybı, diğerinde immatür öncü kimliğinin geri kazanılması — ancak ortaya çıkan iki farklı sonuç arasında paylaşılan bir transkripsiyonel altyapı olup olmadığı henüz sistematik olarak incelenmemiştir.</w:t>
-      </w:r>
-    </w:p>
-    <w:p>
-      <w:r>
-        <w:pict>
-          <v:rect style="width:0;height:1.5pt" o:hralign="center" o:hrstd="t" o:hr="t"/>
-        </w:pict>
-      </w:r>
-    </w:p>
-    <w:bookmarkEnd w:id="10"/>
-    <w:bookmarkStart w:id="11" w:name="knowledge-gap"/>
-    <w:p>
-      <w:pPr>
-        <w:pStyle w:val="Heading2"/>
-      </w:pPr>
-      <w:r>
-        <w:t xml:space="preserve">¶3 — Knowledge gap</w:t>
-      </w:r>
-    </w:p>
-    <w:p>
-      <w:pPr>
-        <w:pStyle w:val="FirstParagraph"/>
-      </w:pPr>
-      <w:r>
-        <w:t xml:space="preserve">AH ve kanser arasındaki ilişki uzun süredir dikkat çekmektedir, ancak literatürde bu ilişki büyük ölçüde epidemiyolojik boyutta ele alınmıştır: AH hastalarında çeşitli kanserlerin (özellikle akciğer, meme ve kolon) görülme sıklığının beklenenden düşük olduğu birden çok kohort çalışmasında raporlanmıştır⁸. Bu ters ilişkinin moleküler kökenlerini araştıran çeşitli aday-gen çalışmaları p53, PIN1 ve Wnt yolağı gibi ortak düzenleyicileri öne sürmüş⁹, fakat bu yaklaşımlar hem odaklandıkları gen setleriyle sınırlı kalmış hem de genellikle bulk RNA-seq verisine dayanmıştır. Bulk analizin temel sınırlaması ise, farklı hastalıklarda gözlenen</w:t>
-      </w:r>
-      <w:r>
-        <w:t xml:space="preserve"> </w:t>
-      </w:r>
-      <w:r>
-        <w:t xml:space="preserve">‘ortak’</w:t>
-      </w:r>
-      <w:r>
-        <w:t xml:space="preserve"> </w:t>
-      </w:r>
-      <w:r>
-        <w:t xml:space="preserve">gen ekspresyon değişikliklerinin, gerçek biyolojik yakınsamadan mı yoksa doku düzeyindeki hücre kompozisyonu farklılıklarından mı kaynaklandığını ayırt edememesidir — AH’de nöron kaybı ve reaktif glia artışı, GBM’de tümör hücresi + tümör mikroçevresi karışımı, bulk sinyalleri tipik olarak birbirine karıştırır. Bu sorun, son yıllarda tek hücre transkriptomiği ve büyük ölçekli standardize edilmiş kohort veri kaynakları¹⁰ ile aşılabilir bir zemine kavuşmuştur; buna karşın, AH ve GBM’in tek hücre imzaları arasındaki yakınsamayı önceden belirlenmiş hipotezler altında ve hücre-tipi spesifik çözünürlükte sistematik olarak sınayan bir çalışma bilgimiz dahilinde bulunmamaktadır. Böyle bir analiz, hem paylaşılan transkripsiyonel eksenleri hem de hastalığa özgü ayrışmaları görünür kılabilir ve iki hastalık arasındaki</w:t>
-      </w:r>
-      <w:r>
-        <w:t xml:space="preserve"> </w:t>
-      </w:r>
-      <w:r>
-        <w:t xml:space="preserve">‘zıt-yön ortak biyoloji’</w:t>
-      </w:r>
-      <w:r>
-        <w:t xml:space="preserve"> </w:t>
-      </w:r>
-      <w:r>
-        <w:t xml:space="preserve">hipotezini formal olarak test etme imkânı sunar.</w:t>
-      </w:r>
-    </w:p>
-    <w:p>
-      <w:r>
-        <w:pict>
-          <v:rect style="width:0;height:1.5pt" o:hralign="center" o:hrstd="t" o:hr="t"/>
-        </w:pict>
-      </w:r>
-    </w:p>
-    <w:bookmarkEnd w:id="11"/>
-    <w:bookmarkStart w:id="12" w:name="this-study"/>
-    <w:p>
-      <w:pPr>
-        <w:pStyle w:val="Heading2"/>
-      </w:pPr>
-      <w:r>
-        <w:t xml:space="preserve">¶4 — This study</w:t>
-      </w:r>
-    </w:p>
-    <w:p>
-      <w:pPr>
-        <w:pStyle w:val="FirstParagraph"/>
-      </w:pPr>
-      <w:r>
-        <w:t xml:space="preserve">Bu çalışmada, AH ve GBM’in tek hücre transkripsiyonel imzaları arasındaki yakınsama, dört aşamalı bir çerçevede sistematik olarak sınanmıştır. İlk aşamada Leng ve arkadaşlarının³ AH snRNA-seq verisinden Braak V-VI (ileri patoloji) ile Braak 0-II (kontrol/erken) arasında farklı ifade edilen genler çıkarılarak RORB+ eksitatör nöron imzası (486 gen, FDR&lt;0.05) elde edilmiştir. İkinci aşamada Neftel ve arkadaşlarının⁴ GBM snRNA-seq verisinden malign hücre filtresi uygulanarak nöral-taklit durumlar (NPC-like + OPC-like) ile diğer durumlar (AC-like + MES-like) arasındaki karşılaştırma yapılmış ve 1.576 genlik nöral-taklit imzası (FDR&lt;0.05) oluşturulmuştur. Üçüncü aşamada bu iki imza arasındaki çapraz-hastalık yakınsama, üç bağımsız istatistiksel test — RRHO2 rank-rank hipergeometrik örtüşme, hipergeometrik zenginleşme testi ve 10.000 permütasyon — ile önceden belirlenmiş bir karar kuralı çerçevesinde (H2 kabulü için üç testten en az ikisi geçmeli) değerlendirilmiştir. Dördüncü aşamada, üçüncü aşamada ortaya çıkan çekirdek imzalar, tamamen bağımsız iki kohortta doğrulanmıştır: GSE125583 (n=289, fuziform korteks, Braak evresi stratifiye) AH tarafı için¹¹ ve TCGA-GBM (n=157 birincil tümör) ile GTEx korteks (n=510) karşılaştırması GBM tarafı için, hepsi recount3 boru hattı ile standardize edilmiş şekilde¹⁰. Analiz planı, herhangi bir sonuç görülmeden önce Bartın Üniversitesi kurumsal e-posta arşivi üzerinden zaman-damgalı olarak kaydedilmiş; sonrasında ortaya çıkan tüm sapmalar bir DEVIATIONS belgesinde şeffaf biçimde raporlanmıştır, bu sayede post-hoc rasyonelleştirme riski en aza indirilmiştir.</w:t>
-      </w:r>
-    </w:p>
-    <w:p>
-      <w:r>
-        <w:pict>
-          <v:rect style="width:0;height:1.5pt" o:hralign="center" o:hrstd="t" o:hr="t"/>
-        </w:pict>
-      </w:r>
-    </w:p>
-    <w:bookmarkEnd w:id="12"/>
-    <w:bookmarkStart w:id="13" w:name="main-findings-preview"/>
-    <w:p>
-      <w:pPr>
-        <w:pStyle w:val="Heading2"/>
-      </w:pPr>
-      <w:r>
-        <w:t xml:space="preserve">¶5 — Main findings preview</w:t>
-      </w:r>
-    </w:p>
-    <w:p>
-      <w:pPr>
-        <w:pStyle w:val="FirstParagraph"/>
-      </w:pPr>
-      <w:r>
-        <w:t xml:space="preserve">Elde edilen bulgular, çapraz-hastalık yakınsama hipotezinin ilk formülasyonunun (H2) formal olarak reddedildiğini göstermiştir; buna karşın veriler, önceden öngörülmeyen fakat biyolojik olarak yorumlanabilir bir yakınsama eksenini ortaya koymuştur. Nöral-taklit yönlü klasik yakınsama (AH’de erişkin kimliği kaybı → GBM’de immatürite kazanımı, DU çeyreği) yalnızca sınırda destek almış (18 gen, nörojenez zenginleşmesi p&lt;0.001) ve önceden belirlenmiş Bonferroni eşiğinin altında kalmıştır. Ancak, üç testin ortak sinyal noktası her iki hastalıkta da azalış gösteren bir çekirdek gen kümesi üzerinde yoğunlaşmıştır: DD imzası olarak adlandırılan bu 20 genlik küme (BAIAP2, ALDOA, NRN1, PNMA2, OLFM1, IDS ve diğerleri), RRHO2 heatmap’inde en yoğun örtüşme bölgesini oluşturmuş ve HIF-1, AMPK ve fruktoz-mannoz metabolizması gibi metabolik-stres yolaklarında anlamlı zenginleşme sergilemiştir. Bağımsız GSE125583 kohortunda DD imzasının Braak evresi ile doz-yanıt ilişkisi (Wilcoxon işaretli-sıra p=1.3×10⁻⁵) gösterdiği, TCGA-GBM ile GTEx korteks karşılaştırmasında ise iki hastalığın logFC değerleri arasında çok güçlü sıralama uyumu (Spearman ρ=0.713, p=4.2×10⁻⁴) bulunduğu tespit edilmiştir. Genler kategoriye ayrıldığında üç ayrı biyolojik pattern ortaya çıkmıştır: her iki hastalıkta paylaşılan nöronal kimlik kaybı (6 gen), her ikisinde paylaşılan stres yanıtı aktivasyonu (6 gen: JUNB, CEBPD, ZFP36L1, PER1, FLNA, PFKFB3), ve tümöre özgü ayrışan metabolik-proliferatif regülasyon (8 gen). Bu üç-kategorili çerçeve, AH ve GBM arasındaki paylaşılan biyolojiye yeni bir kavramsal çerçeve — hücresel kırılganlık ekseni — katmakta ve bu yaklaşım için ilk sistematik kanıtları sunmaktadır.</w:t>
-      </w:r>
-    </w:p>
-    <w:p>
-      <w:r>
-        <w:pict>
-          <v:rect style="width:0;height:1.5pt" o:hralign="center" o:hrstd="t" o:hr="t"/>
-        </w:pict>
-      </w:r>
-    </w:p>
-    <w:bookmarkEnd w:id="13"/>
-    <w:bookmarkStart w:id="14" w:name="revision-notes-v2-2026-09-23-afternoon"/>
-    <w:p>
-      <w:pPr>
-        <w:pStyle w:val="Heading2"/>
-      </w:pPr>
-      <w:r>
-        <w:t xml:space="preserve">Revision notes (v2, 2026-09-23 afternoon)</w:t>
-      </w:r>
-    </w:p>
-    <w:p>
-      <w:pPr>
-        <w:pStyle w:val="Compact"/>
-        <w:numPr>
-          <w:ilvl w:val="0"/>
-          <w:numId w:val="1001"/>
-        </w:numPr>
-      </w:pPr>
-      <w:r>
-        <w:t xml:space="preserve">¶1: Son iki cümle yumuşatıldı; RORB+ / NPC-like detayları ¶2’ye bırakıldı (tekrar önlendi)</w:t>
-      </w:r>
-    </w:p>
-    <w:p>
-      <w:pPr>
-        <w:pStyle w:val="Compact"/>
-        <w:numPr>
-          <w:ilvl w:val="0"/>
-          <w:numId w:val="1001"/>
-        </w:numPr>
-      </w:pPr>
-      <w:r>
-        <w:t xml:space="preserve">¶5 açılış:</w:t>
-      </w:r>
-      <w:r>
-        <w:t xml:space="preserve"> </w:t>
-      </w:r>
-      <w:r>
-        <w:t xml:space="preserve">‘cross-disease convergence’</w:t>
-      </w:r>
-      <w:r>
-        <w:t xml:space="preserve"> </w:t>
-      </w:r>
-      <w:r>
-        <w:t xml:space="preserve">→</w:t>
-      </w:r>
-      <w:r>
-        <w:t xml:space="preserve"> </w:t>
-      </w:r>
-      <w:r>
-        <w:t xml:space="preserve">‘çapraz-hastalık yakınsama’</w:t>
-      </w:r>
-      <w:r>
-        <w:t xml:space="preserve"> </w:t>
-      </w:r>
-      <w:r>
-        <w:t xml:space="preserve">(¶3 ile tutarlılık)</w:t>
-      </w:r>
-    </w:p>
-    <w:p>
-      <w:pPr>
-        <w:pStyle w:val="Compact"/>
-        <w:numPr>
-          <w:ilvl w:val="0"/>
-          <w:numId w:val="1001"/>
-        </w:numPr>
-      </w:pPr>
-      <w:r>
-        <w:t xml:space="preserve">¶5 son cümle:</w:t>
-      </w:r>
-      <w:r>
-        <w:t xml:space="preserve"> </w:t>
-      </w:r>
-      <w:r>
-        <w:t xml:space="preserve">‘ilk kez formal olarak / şu ana kadar gözlenmemiş’</w:t>
-      </w:r>
-      <w:r>
-        <w:t xml:space="preserve"> </w:t>
-      </w:r>
-      <w:r>
-        <w:t xml:space="preserve">iddialar yumuşatıldı</w:t>
-      </w:r>
-    </w:p>
-    <w:p>
-      <w:pPr>
-        <w:pStyle w:val="Compact"/>
-        <w:numPr>
-          <w:ilvl w:val="0"/>
-          <w:numId w:val="1001"/>
-        </w:numPr>
-      </w:pPr>
-      <w:r>
-        <w:t xml:space="preserve">Dosya sonu NA + gereksiz tekrar satırları temizlendi</w:t>
-      </w:r>
-    </w:p>
-    <w:bookmarkEnd w:id="14"/>
-    <w:bookmarkEnd w:id="15"/>
     <w:sectPr>
       <w:footnotePr>
         <w:numRestart w:val="eachSect"/>
@@ -478,114 +259,8 @@
       </w:pPr>
     </w:lvl>
   </w:abstractNum>
-  <w:abstractNum w:abstractNumId="991">
-    <w:nsid w:val="0000A991"/>
-    <w:multiLevelType w:val="multilevel"/>
-    <w:lvl w:ilvl="0">
-      <w:numFmt w:val="bullet"/>
-      <w:lvlText w:val=""/>
-      <w:lvlJc w:val="left"/>
-      <w:pPr>
-        <w:ind w:left="720" w:hanging="360"/>
-      </w:pPr>
-      <w:rPr>
-        <w:rFonts w:ascii="Symbol" w:hAnsi="Symbol" w:cs="Symbol" w:hint="default"/>
-      </w:rPr>
-    </w:lvl>
-    <w:lvl w:ilvl="1">
-      <w:numFmt w:val="bullet"/>
-      <w:lvlText w:val="o"/>
-      <w:lvlJc w:val="left"/>
-      <w:pPr>
-        <w:ind w:left="1440" w:hanging="360"/>
-      </w:pPr>
-      <w:rPr>
-        <w:rFonts w:ascii="Courier New" w:hAnsi="Courier New" w:cs="Courier New" w:hint="default"/>
-      </w:rPr>
-    </w:lvl>
-    <w:lvl w:ilvl="2">
-      <w:numFmt w:val="bullet"/>
-      <w:lvlText w:val=""/>
-      <w:lvlJc w:val="left"/>
-      <w:pPr>
-        <w:ind w:left="2160" w:hanging="360"/>
-      </w:pPr>
-      <w:rPr>
-        <w:rFonts w:ascii="Wingdings" w:hAnsi="Wingdings" w:cs="Wingdings" w:hint="default"/>
-      </w:rPr>
-    </w:lvl>
-    <w:lvl w:ilvl="3">
-      <w:numFmt w:val="bullet"/>
-      <w:lvlText w:val=""/>
-      <w:lvlJc w:val="left"/>
-      <w:pPr>
-        <w:ind w:left="2880" w:hanging="360"/>
-      </w:pPr>
-      <w:rPr>
-        <w:rFonts w:ascii="Symbol" w:hAnsi="Symbol" w:cs="Symbol" w:hint="default"/>
-      </w:rPr>
-    </w:lvl>
-    <w:lvl w:ilvl="4">
-      <w:numFmt w:val="bullet"/>
-      <w:lvlText w:val="o"/>
-      <w:lvlJc w:val="left"/>
-      <w:pPr>
-        <w:ind w:left="3600" w:hanging="360"/>
-      </w:pPr>
-      <w:rPr>
-        <w:rFonts w:ascii="Courier New" w:hAnsi="Courier New" w:cs="Courier New" w:hint="default"/>
-      </w:rPr>
-    </w:lvl>
-    <w:lvl w:ilvl="5">
-      <w:numFmt w:val="bullet"/>
-      <w:lvlText w:val=""/>
-      <w:lvlJc w:val="left"/>
-      <w:pPr>
-        <w:ind w:left="4320" w:hanging="360"/>
-      </w:pPr>
-      <w:rPr>
-        <w:rFonts w:ascii="Wingdings" w:hAnsi="Wingdings" w:cs="Wingdings" w:hint="default"/>
-      </w:rPr>
-    </w:lvl>
-    <w:lvl w:ilvl="6">
-      <w:numFmt w:val="bullet"/>
-      <w:lvlText w:val=""/>
-      <w:lvlJc w:val="left"/>
-      <w:pPr>
-        <w:ind w:left="5040" w:hanging="360"/>
-      </w:pPr>
-      <w:rPr>
-        <w:rFonts w:ascii="Symbol" w:hAnsi="Symbol" w:cs="Symbol" w:hint="default"/>
-      </w:rPr>
-    </w:lvl>
-    <w:lvl w:ilvl="7">
-      <w:numFmt w:val="bullet"/>
-      <w:lvlText w:val="o"/>
-      <w:lvlJc w:val="left"/>
-      <w:pPr>
-        <w:ind w:left="5760" w:hanging="360"/>
-      </w:pPr>
-      <w:rPr>
-        <w:rFonts w:ascii="Courier New" w:hAnsi="Courier New" w:cs="Courier New" w:hint="default"/>
-      </w:rPr>
-    </w:lvl>
-    <w:lvl w:ilvl="8">
-      <w:numFmt w:val="bullet"/>
-      <w:lvlText w:val=""/>
-      <w:lvlJc w:val="left"/>
-      <w:pPr>
-        <w:ind w:left="6480" w:hanging="360"/>
-      </w:pPr>
-      <w:rPr>
-        <w:rFonts w:ascii="Wingdings" w:hAnsi="Wingdings" w:cs="Wingdings" w:hint="default"/>
-      </w:rPr>
-    </w:lvl>
-  </w:abstractNum>
   <w:num w:numId="1000">
     <w:abstractNumId w:val="990"/>
-  </w:num>
-  <w:num w:numId="1001">
-    <w:abstractNumId w:val="991"/>
   </w:num>
 </w:numbering>
 </file>

--- a/manuscript/drafts/introduction.docx
+++ b/manuscript/drafts/introduction.docx
@@ -137,7 +137,7 @@
         <w:pStyle w:val="BodyText"/>
       </w:pPr>
       <w:r>
-        <w:t xml:space="preserve">Bu çalışmada, AH ve GBM’in tek hücre transkripsiyonel imzaları arasındaki yakınsama, dört aşamalı bir çerçevede sistematik olarak sınanmıştır. İlk aşamada Leng ve arkadaşlarının³ AH snRNA-seq verisinden Braak V-VI (ileri patoloji) ile Braak 0-II (kontrol/erken) arasındaki farklı ifadeyi RORB+ eksitatör nöronlar için çıkarılmıştır. İkinci aşamada Neftel ve arkadaşlarının⁴ GBM snRNA-seq verisi kullanılarak malign hücrelerin NPC-like/OPC-like durumları ile AC-like/MES-like durumları arasındaki farklı ifade profili hesaplanmıştır. Üçüncü aşamada, iki imzanın çapraz-hastalık yakınsaması, önceden belirlenmiş 2/3 karar kuralı ile üç bağımsız istatistiksel test kullanılarak (RRHO2, hipergeometrik zenginleştirme, permütasyon testi) formal olarak sınanmıştır. Dördüncü aşamada, çekirdek çıkarımlar bağımsız iki bulk kohortta doğrulanmıştır: GSE125583¹¹ (n=289, fuziform korteks, Braak evresine stratifiye) ve TCGA-GBM (n=157) ile GTEx korteks (n=510). Analiz planı, çalışmanın başında Bartın Üniversitesi kurumsal e-posta arşivi üzerinden zaman-damgalı olarak kayıt altına alınmış, sonrasında ortaya çıkan tüm yöntemsel sapmalar sürekli güncellenen bir DEVIATIONS belgesinde açıkça raporlanmıştır.</w:t>
+        <w:t xml:space="preserve">Bu çalışmada, AH ve GBM’in tek hücre transkripsiyonel imzaları arasındaki yakınsama, dört aşamalı bir çerçevede sistematik olarak sınanmıştır. İlk aşamada Leng ve arkadaşlarının³ AH snRNA-seq verisinden Braak II (erken patoloji) ile Braak 0 (kontrol) arasındaki farklı ifadeyi RORB+ eksitatör nöronlar için çıkarılmıştır (birincil kontrast; ileri AH patolojisine karşı duyarlılık kontrastı olarak Braak VI − Braak 0 karşılaştırması Ek Tablo S1’de raporlanmıştır). İkinci aşamada Neftel ve arkadaşlarının⁴ GBM snRNA-seq verisi kullanılarak malign hücrelerin NPC-like/OPC-like durumları ile AC-like/MES-like durumları arasındaki farklı ifade profili hesaplanmıştır. Üçüncü aşamada, iki imzanın çapraz-hastalık yakınsaması, önceden belirlenmiş 2/3 karar kuralı ile üç bağımsız istatistiksel test kullanılarak (RRHO2, hipergeometrik zenginleştirme, permütasyon testi) formal olarak sınanmıştır. Dördüncü aşamada, çekirdek çıkarımlar bağımsız iki bulk kohortta doğrulanmıştır: GSE125583¹¹ (n=289, fuziform korteks, Braak evresine stratifiye) ve TCGA-GBM (n=157) ile GTEx korteks (n=510). Analiz planı, çalışmanın başında Bartın Üniversitesi kurumsal e-posta arşivi üzerinden zaman-damgalı olarak kayıt altına alınmış, sonrasında ortaya çıkan tüm yöntemsel sapmalar sürekli güncellenen bir DEVIATIONS belgesinde açıkça raporlanmıştır.</w:t>
       </w:r>
     </w:p>
     <w:p>
